--- a/DAAD_Bewerbung/04_Dokumente/Lebenslauf_Tim_Roesch_DAAD.docx
+++ b/DAAD_Bewerbung/04_Dokumente/Lebenslauf_Tim_Roesch_DAAD.docx
@@ -176,7 +176,7 @@
         <w:pBdr>
           <w:bottom w:val="single" w:color="BFC7D5" w:sz="6" w:space="3"/>
         </w:pBdr>
-        <w:spacing w:after="130" w:before="300"/>
+        <w:spacing w:after="120" w:before="260"/>
       </w:pPr>
       <w:r>
         <w:rPr>
@@ -269,8 +269,8 @@
                 <w:rFonts w:ascii="Calibri" w:cs="Calibri" w:eastAsia="Calibri" w:hAnsi="Calibri"/>
                 <w:b w:val="false"/>
                 <w:bCs w:val="false"/>
-                <w:sz w:val="21"/>
-                <w:szCs w:val="21"/>
+                <w:sz w:val="22"/>
+                <w:szCs w:val="22"/>
                 <w:highlight w:val="yellow"/>
                 <w:highlightCs w:val="yellow"/>
               </w:rPr>
@@ -341,8 +341,8 @@
                 <w:rFonts w:ascii="Calibri" w:cs="Calibri" w:eastAsia="Calibri" w:hAnsi="Calibri"/>
                 <w:b w:val="false"/>
                 <w:bCs w:val="false"/>
-                <w:sz w:val="21"/>
-                <w:szCs w:val="21"/>
+                <w:sz w:val="22"/>
+                <w:szCs w:val="22"/>
                 <w:highlight w:val="yellow"/>
                 <w:highlightCs w:val="yellow"/>
               </w:rPr>
@@ -413,8 +413,8 @@
                 <w:rFonts w:ascii="Calibri" w:cs="Calibri" w:eastAsia="Calibri" w:hAnsi="Calibri"/>
                 <w:b w:val="false"/>
                 <w:bCs w:val="false"/>
-                <w:sz w:val="21"/>
-                <w:szCs w:val="21"/>
+                <w:sz w:val="22"/>
+                <w:szCs w:val="22"/>
                 <w:highlight w:val="yellow"/>
                 <w:highlightCs w:val="yellow"/>
               </w:rPr>
@@ -429,7 +429,7 @@
         <w:pBdr>
           <w:bottom w:val="single" w:color="BFC7D5" w:sz="6" w:space="3"/>
         </w:pBdr>
-        <w:spacing w:after="130" w:before="300"/>
+        <w:spacing w:after="120" w:before="260"/>
       </w:pPr>
       <w:r>
         <w:rPr>
@@ -537,8 +537,8 @@
                 <w:rFonts w:ascii="Calibri" w:cs="Calibri" w:eastAsia="Calibri" w:hAnsi="Calibri"/>
                 <w:b w:val="false"/>
                 <w:bCs w:val="false"/>
-                <w:sz w:val="21"/>
-                <w:szCs w:val="21"/>
+                <w:sz w:val="22"/>
+                <w:szCs w:val="22"/>
               </w:rPr>
               <w:t xml:space="preserve">Bachelor of Science in Wirtschaftsinformatik (International Management for Business &amp; IT)</w:t>
             </w:r>
@@ -552,8 +552,8 @@
                 <w:rFonts w:ascii="Calibri" w:cs="Calibri" w:eastAsia="Calibri" w:hAnsi="Calibri"/>
                 <w:b w:val="false"/>
                 <w:bCs w:val="false"/>
-                <w:sz w:val="21"/>
-                <w:szCs w:val="21"/>
+                <w:sz w:val="22"/>
+                <w:szCs w:val="22"/>
               </w:rPr>
               <w:t xml:space="preserve">Duales Studium im dreimonatigen Wechsel von Theorie- und Praxisphasen; dualer Partner: EY</w:t>
             </w:r>
@@ -567,8 +567,8 @@
                 <w:rFonts w:ascii="Calibri" w:cs="Calibri" w:eastAsia="Calibri" w:hAnsi="Calibri"/>
                 <w:b w:val="false"/>
                 <w:bCs w:val="false"/>
-                <w:sz w:val="21"/>
-                <w:szCs w:val="21"/>
+                <w:sz w:val="22"/>
+                <w:szCs w:val="22"/>
               </w:rPr>
               <w:t xml:space="preserve">Notendurchschnitt 1,3; 197 von 210 Credits</w:t>
             </w:r>
@@ -641,8 +641,8 @@
                 <w:rFonts w:ascii="Calibri" w:cs="Calibri" w:eastAsia="Calibri" w:hAnsi="Calibri"/>
                 <w:b w:val="false"/>
                 <w:bCs w:val="false"/>
-                <w:sz w:val="21"/>
-                <w:szCs w:val="21"/>
+                <w:sz w:val="22"/>
+                <w:szCs w:val="22"/>
               </w:rPr>
               <w:t xml:space="preserve">KI-gestütztes Prüftool für Due-Diligence-Berichte; 12 Credits, Note 1,0</w:t>
             </w:r>
@@ -715,8 +715,8 @@
                 <w:rFonts w:ascii="Calibri" w:cs="Calibri" w:eastAsia="Calibri" w:hAnsi="Calibri"/>
                 <w:b w:val="false"/>
                 <w:bCs w:val="false"/>
-                <w:sz w:val="21"/>
-                <w:szCs w:val="21"/>
+                <w:sz w:val="22"/>
+                <w:szCs w:val="22"/>
               </w:rPr>
               <w:t xml:space="preserve">Business Lead des studentischen KI-Startups Academic Flow, Team mit 15 Mitgliedern</w:t>
             </w:r>
@@ -800,8 +800,8 @@
                 <w:rFonts w:ascii="Calibri" w:cs="Calibri" w:eastAsia="Calibri" w:hAnsi="Calibri"/>
                 <w:b w:val="false"/>
                 <w:bCs w:val="false"/>
-                <w:sz w:val="21"/>
-                <w:szCs w:val="21"/>
+                <w:sz w:val="22"/>
+                <w:szCs w:val="22"/>
               </w:rPr>
               <w:t xml:space="preserve">Abitur, Notendurchschnitt 1,2, Rang 3 von 104; Sonderauszeichnung im Fach Informatik</w:t>
             </w:r>
@@ -814,7 +814,7 @@
         <w:pBdr>
           <w:bottom w:val="single" w:color="BFC7D5" w:sz="6" w:space="3"/>
         </w:pBdr>
-        <w:spacing w:after="130" w:before="300"/>
+        <w:spacing w:after="120" w:before="260"/>
       </w:pPr>
       <w:r>
         <w:rPr>
@@ -922,8 +922,8 @@
                 <w:rFonts w:ascii="Calibri" w:cs="Calibri" w:eastAsia="Calibri" w:hAnsi="Calibri"/>
                 <w:b w:val="false"/>
                 <w:bCs w:val="false"/>
-                <w:sz w:val="21"/>
-                <w:szCs w:val="21"/>
+                <w:sz w:val="22"/>
+                <w:szCs w:val="22"/>
               </w:rPr>
               <w:t xml:space="preserve">Angehender Praktikant, Digital &amp; Tech, Sektor Industrial Goods</w:t>
             </w:r>
@@ -1077,8 +1077,8 @@
                 <w:rFonts w:ascii="Calibri" w:cs="Calibri" w:eastAsia="Calibri" w:hAnsi="Calibri"/>
                 <w:b w:val="false"/>
                 <w:bCs w:val="false"/>
-                <w:sz w:val="21"/>
-                <w:szCs w:val="21"/>
+                <w:sz w:val="22"/>
+                <w:szCs w:val="22"/>
               </w:rPr>
               <w:t xml:space="preserve">Entwicklung eines KI-gestützten Prüfverfahrens für Aussagen in Due-Diligence-Berichten bis zur Einsatzreife</w:t>
             </w:r>
@@ -1162,8 +1162,23 @@
                 <w:rFonts w:ascii="Calibri" w:cs="Calibri" w:eastAsia="Calibri" w:hAnsi="Calibri"/>
                 <w:b w:val="false"/>
                 <w:bCs w:val="false"/>
-                <w:sz w:val="21"/>
-                <w:szCs w:val="21"/>
+                <w:sz w:val="22"/>
+                <w:szCs w:val="22"/>
+              </w:rPr>
+              <w:t xml:space="preserve">Als erster Student für dieses Expert Placement ausgewählt</w:t>
+            </w:r>
+          </w:p>
+          <w:p>
+            <w:pPr>
+              <w:spacing w:after="20" w:line="264"/>
+            </w:pPr>
+            <w:r>
+              <w:rPr>
+                <w:rFonts w:ascii="Calibri" w:cs="Calibri" w:eastAsia="Calibri" w:hAnsi="Calibri"/>
+                <w:b w:val="false"/>
+                <w:bCs w:val="false"/>
+                <w:sz w:val="22"/>
+                <w:szCs w:val="22"/>
               </w:rPr>
               <w:t xml:space="preserve">Quantifizierung von Wachstumspotenzialen für Automobilkonzerne in Saudi-Arabien und Indonesien</w:t>
             </w:r>
@@ -1177,8 +1192,8 @@
                 <w:rFonts w:ascii="Calibri" w:cs="Calibri" w:eastAsia="Calibri" w:hAnsi="Calibri"/>
                 <w:b w:val="false"/>
                 <w:bCs w:val="false"/>
-                <w:sz w:val="21"/>
-                <w:szCs w:val="21"/>
+                <w:sz w:val="22"/>
+                <w:szCs w:val="22"/>
               </w:rPr>
               <w:t xml:space="preserve">KI-Workshop mit Führungskräften aus Schifffahrt und Automobilindustrie</w:t>
             </w:r>
@@ -1262,8 +1277,8 @@
                 <w:rFonts w:ascii="Calibri" w:cs="Calibri" w:eastAsia="Calibri" w:hAnsi="Calibri"/>
                 <w:b w:val="false"/>
                 <w:bCs w:val="false"/>
-                <w:sz w:val="21"/>
-                <w:szCs w:val="21"/>
+                <w:sz w:val="22"/>
+                <w:szCs w:val="22"/>
               </w:rPr>
               <w:t xml:space="preserve">Prüfung von Absatz- und Preisannahmen sowie Analyse von Beschaffung und Lieferantenstruktur bei einem globalen Automobilzulieferer</w:t>
             </w:r>
@@ -1347,8 +1362,8 @@
                 <w:rFonts w:ascii="Calibri" w:cs="Calibri" w:eastAsia="Calibri" w:hAnsi="Calibri"/>
                 <w:b w:val="false"/>
                 <w:bCs w:val="false"/>
-                <w:sz w:val="21"/>
-                <w:szCs w:val="21"/>
+                <w:sz w:val="22"/>
+                <w:szCs w:val="22"/>
               </w:rPr>
               <w:t xml:space="preserve">Standortanalyse für ein Shared Service Center in Malaysia</w:t>
             </w:r>
@@ -1362,8 +1377,8 @@
                 <w:rFonts w:ascii="Calibri" w:cs="Calibri" w:eastAsia="Calibri" w:hAnsi="Calibri"/>
                 <w:b w:val="false"/>
                 <w:bCs w:val="false"/>
-                <w:sz w:val="21"/>
-                <w:szCs w:val="21"/>
+                <w:sz w:val="22"/>
+                <w:szCs w:val="22"/>
               </w:rPr>
               <w:t xml:space="preserve">PMO über 12 Wochen für vier Workstreams mit rund 20 Mandantenmitarbeitenden</w:t>
             </w:r>
@@ -1446,7 +1461,7 @@
         <w:pBdr>
           <w:bottom w:val="single" w:color="BFC7D5" w:sz="6" w:space="3"/>
         </w:pBdr>
-        <w:spacing w:after="130" w:before="300"/>
+        <w:spacing w:after="120" w:before="260"/>
       </w:pPr>
       <w:r>
         <w:rPr>
@@ -1554,8 +1569,8 @@
                 <w:rFonts w:ascii="Calibri" w:cs="Calibri" w:eastAsia="Calibri" w:hAnsi="Calibri"/>
                 <w:b w:val="false"/>
                 <w:bCs w:val="false"/>
-                <w:sz w:val="21"/>
-                <w:szCs w:val="21"/>
+                <w:sz w:val="22"/>
+                <w:szCs w:val="22"/>
               </w:rPr>
               <w:t xml:space="preserve">Begabtenförderungswerk; Aufnahme unter den besten 10 % der Bewerber</w:t>
             </w:r>
@@ -1639,8 +1654,8 @@
                 <w:rFonts w:ascii="Calibri" w:cs="Calibri" w:eastAsia="Calibri" w:hAnsi="Calibri"/>
                 <w:b w:val="false"/>
                 <w:bCs w:val="false"/>
-                <w:sz w:val="21"/>
-                <w:szCs w:val="21"/>
+                <w:sz w:val="22"/>
+                <w:szCs w:val="22"/>
               </w:rPr>
               <w:t xml:space="preserve">Aufnahme unter den besten 10 % der Bewerber</w:t>
             </w:r>
@@ -1653,7 +1668,7 @@
         <w:pBdr>
           <w:bottom w:val="single" w:color="BFC7D5" w:sz="6" w:space="3"/>
         </w:pBdr>
-        <w:spacing w:after="130" w:before="300"/>
+        <w:spacing w:after="120" w:before="260"/>
       </w:pPr>
       <w:r>
         <w:rPr>
@@ -1761,8 +1776,8 @@
                 <w:rFonts w:ascii="Calibri" w:cs="Calibri" w:eastAsia="Calibri" w:hAnsi="Calibri"/>
                 <w:b w:val="false"/>
                 <w:bCs w:val="false"/>
-                <w:sz w:val="21"/>
-                <w:szCs w:val="21"/>
+                <w:sz w:val="22"/>
+                <w:szCs w:val="22"/>
               </w:rPr>
               <w:t xml:space="preserve">Verein mit 362 Mitgliedern</w:t>
             </w:r>
@@ -1846,8 +1861,8 @@
                 <w:rFonts w:ascii="Calibri" w:cs="Calibri" w:eastAsia="Calibri" w:hAnsi="Calibri"/>
                 <w:b w:val="false"/>
                 <w:bCs w:val="false"/>
-                <w:sz w:val="21"/>
-                <w:szCs w:val="21"/>
+                <w:sz w:val="22"/>
+                <w:szCs w:val="22"/>
               </w:rPr>
               <w:t xml:space="preserve">Verein mit 180 Mitgliedern; Verwaltung eines Vereinsvermögens von 40.000 €</w:t>
             </w:r>
@@ -1933,8 +1948,8 @@
                 <w:rFonts w:ascii="Calibri" w:cs="Calibri" w:eastAsia="Calibri" w:hAnsi="Calibri"/>
                 <w:b w:val="false"/>
                 <w:bCs w:val="false"/>
-                <w:sz w:val="21"/>
-                <w:szCs w:val="21"/>
+                <w:sz w:val="22"/>
+                <w:szCs w:val="22"/>
               </w:rPr>
               <w:t xml:space="preserve">Jugendfischertage etwa alle drei Wochen</w:t>
             </w:r>
@@ -1947,7 +1962,7 @@
         <w:pBdr>
           <w:bottom w:val="single" w:color="BFC7D5" w:sz="6" w:space="3"/>
         </w:pBdr>
-        <w:spacing w:after="130" w:before="300"/>
+        <w:spacing w:after="120" w:before="260"/>
       </w:pPr>
       <w:r>
         <w:rPr>
@@ -2040,8 +2055,8 @@
                 <w:rFonts w:ascii="Calibri" w:cs="Calibri" w:eastAsia="Calibri" w:hAnsi="Calibri"/>
                 <w:b w:val="false"/>
                 <w:bCs w:val="false"/>
-                <w:sz w:val="21"/>
-                <w:szCs w:val="21"/>
+                <w:sz w:val="22"/>
+                <w:szCs w:val="22"/>
               </w:rPr>
               <w:t xml:space="preserve">Muttersprache</w:t>
             </w:r>
@@ -2110,8 +2125,8 @@
                 <w:rFonts w:ascii="Calibri" w:cs="Calibri" w:eastAsia="Calibri" w:hAnsi="Calibri"/>
                 <w:b w:val="false"/>
                 <w:bCs w:val="false"/>
-                <w:sz w:val="21"/>
-                <w:szCs w:val="21"/>
+                <w:sz w:val="22"/>
+                <w:szCs w:val="22"/>
               </w:rPr>
               <w:t xml:space="preserve">Verhandlungssicher; </w:t>
             </w:r>
@@ -2120,8 +2135,8 @@
                 <w:rFonts w:ascii="Calibri" w:cs="Calibri" w:eastAsia="Calibri" w:hAnsi="Calibri"/>
                 <w:b w:val="false"/>
                 <w:bCs w:val="false"/>
-                <w:sz w:val="21"/>
-                <w:szCs w:val="21"/>
+                <w:sz w:val="22"/>
+                <w:szCs w:val="22"/>
                 <w:highlight w:val="yellow"/>
                 <w:highlightCs w:val="yellow"/>
               </w:rPr>
@@ -2136,7 +2151,7 @@
         <w:pBdr>
           <w:bottom w:val="single" w:color="BFC7D5" w:sz="6" w:space="3"/>
         </w:pBdr>
-        <w:spacing w:after="130" w:before="300"/>
+        <w:spacing w:after="120" w:before="260"/>
       </w:pPr>
       <w:r>
         <w:rPr>
@@ -2229,8 +2244,8 @@
                 <w:rFonts w:ascii="Calibri" w:cs="Calibri" w:eastAsia="Calibri" w:hAnsi="Calibri"/>
                 <w:b w:val="false"/>
                 <w:bCs w:val="false"/>
-                <w:sz w:val="21"/>
-                <w:szCs w:val="21"/>
+                <w:sz w:val="22"/>
+                <w:szCs w:val="22"/>
               </w:rPr>
               <w:t xml:space="preserve">Python, Java, SQL</w:t>
             </w:r>
@@ -2299,8 +2314,8 @@
                 <w:rFonts w:ascii="Calibri" w:cs="Calibri" w:eastAsia="Calibri" w:hAnsi="Calibri"/>
                 <w:b w:val="false"/>
                 <w:bCs w:val="false"/>
-                <w:sz w:val="21"/>
-                <w:szCs w:val="21"/>
+                <w:sz w:val="22"/>
+                <w:szCs w:val="22"/>
               </w:rPr>
               <w:t xml:space="preserve">Excel (Financial Modelling), SAP Analytics Cloud</w:t>
             </w:r>
@@ -2369,8 +2384,8 @@
                 <w:rFonts w:ascii="Calibri" w:cs="Calibri" w:eastAsia="Calibri" w:hAnsi="Calibri"/>
                 <w:b w:val="false"/>
                 <w:bCs w:val="false"/>
-                <w:sz w:val="21"/>
-                <w:szCs w:val="21"/>
+                <w:sz w:val="22"/>
+                <w:szCs w:val="22"/>
               </w:rPr>
               <w:t xml:space="preserve">Jira, PowerPoint</w:t>
             </w:r>
@@ -2383,7 +2398,7 @@
         <w:pBdr>
           <w:bottom w:val="single" w:color="BFC7D5" w:sz="6" w:space="3"/>
         </w:pBdr>
-        <w:spacing w:after="130" w:before="300"/>
+        <w:spacing w:after="120" w:before="260"/>
       </w:pPr>
       <w:r>
         <w:rPr>
@@ -2465,8 +2480,8 @@
                 <w:rFonts w:ascii="Calibri" w:cs="Calibri" w:eastAsia="Calibri" w:hAnsi="Calibri"/>
                 <w:b w:val="false"/>
                 <w:bCs w:val="false"/>
-                <w:sz w:val="21"/>
-                <w:szCs w:val="21"/>
+                <w:sz w:val="22"/>
+                <w:szCs w:val="22"/>
               </w:rPr>
               <w:t xml:space="preserve">Fußball, Angeln, Tourenski</w:t>
             </w:r>
@@ -2483,8 +2498,8 @@
           <w:rFonts w:ascii="Calibri" w:cs="Calibri" w:eastAsia="Calibri" w:hAnsi="Calibri"/>
           <w:b w:val="false"/>
           <w:bCs w:val="false"/>
-          <w:sz w:val="21"/>
-          <w:szCs w:val="21"/>
+          <w:sz w:val="22"/>
+          <w:szCs w:val="22"/>
         </w:rPr>
         <w:t xml:space="preserve">Stuttgart, </w:t>
       </w:r>
@@ -2493,8 +2508,8 @@
           <w:rFonts w:ascii="Calibri" w:cs="Calibri" w:eastAsia="Calibri" w:hAnsi="Calibri"/>
           <w:b w:val="false"/>
           <w:bCs w:val="false"/>
-          <w:sz w:val="21"/>
-          <w:szCs w:val="21"/>
+          <w:sz w:val="22"/>
+          <w:szCs w:val="22"/>
           <w:highlight w:val="yellow"/>
           <w:highlightCs w:val="yellow"/>
         </w:rPr>
@@ -2690,8 +2705,8 @@
     <w:rPrDefault>
       <w:rPr>
         <w:rFonts w:ascii="Calibri" w:cs="Calibri" w:eastAsia="Calibri" w:hAnsi="Calibri"/>
-        <w:sz w:val="21"/>
-        <w:szCs w:val="21"/>
+        <w:sz w:val="22"/>
+        <w:szCs w:val="22"/>
       </w:rPr>
     </w:rPrDefault>
     <w:pPrDefault/>

--- a/DAAD_Bewerbung/04_Dokumente/Lebenslauf_Tim_Roesch_DAAD.docx
+++ b/DAAD_Bewerbung/04_Dokumente/Lebenslauf_Tim_Roesch_DAAD.docx
@@ -69,7 +69,7 @@
                 <w:sz w:val="19"/>
                 <w:szCs w:val="19"/>
               </w:rPr>
-              <w:t xml:space="preserve">Stuttgart, Deutschland</w:t>
+              <w:t xml:space="preserve">Margeritenweg 3, 78187 Geisingen</w:t>
             </w:r>
           </w:p>
           <w:p>
@@ -1764,7 +1764,7 @@
                 <w:sz w:val="21"/>
                 <w:szCs w:val="21"/>
               </w:rPr>
-              <w:t xml:space="preserve">Vorstand, Sport Gemeinschaft Kirchen-Hausen e. V.</w:t>
+              <w:t xml:space="preserve">Zweiter Vorstand, Sportgemeinschaft Kirchen-Hausen e. V.</w:t>
             </w:r>
           </w:p>
           <w:p>
@@ -2128,19 +2128,7 @@
                 <w:sz w:val="22"/>
                 <w:szCs w:val="22"/>
               </w:rPr>
-              <w:t xml:space="preserve">Verhandlungssicher; </w:t>
-            </w:r>
-            <w:r>
-              <w:rPr>
-                <w:rFonts w:ascii="Calibri" w:cs="Calibri" w:eastAsia="Calibri" w:hAnsi="Calibri"/>
-                <w:b w:val="false"/>
-                <w:bCs w:val="false"/>
-                <w:sz w:val="22"/>
-                <w:szCs w:val="22"/>
-                <w:highlight w:val="yellow"/>
-                <w:highlightCs w:val="yellow"/>
-              </w:rPr>
-              <w:t xml:space="preserve">[Zertifikat und Jahr]</w:t>
+              <w:t xml:space="preserve">Verhandlungssicher; rund die Hälfte des Bachelorstudiums sowie drei Monate Projektarbeit in Singapur auf Englisch</w:t>
             </w:r>
           </w:p>
         </w:tc>
@@ -2501,19 +2489,7 @@
           <w:sz w:val="22"/>
           <w:szCs w:val="22"/>
         </w:rPr>
-        <w:t xml:space="preserve">Stuttgart, </w:t>
-      </w:r>
-      <w:r>
-        <w:rPr>
-          <w:rFonts w:ascii="Calibri" w:cs="Calibri" w:eastAsia="Calibri" w:hAnsi="Calibri"/>
-          <w:b w:val="false"/>
-          <w:bCs w:val="false"/>
-          <w:sz w:val="22"/>
-          <w:szCs w:val="22"/>
-          <w:highlight w:val="yellow"/>
-          <w:highlightCs w:val="yellow"/>
-        </w:rPr>
-        <w:t xml:space="preserve">[Datum]</w:t>
+        <w:t xml:space="preserve">Geisingen, 22.09.2026</w:t>
       </w:r>
     </w:p>
     <w:sectPr>
